--- a/Documents/USB Monitoring Service.docx
+++ b/Documents/USB Monitoring Service.docx
@@ -432,9 +432,6 @@
         <w:t xml:space="preserve">1. </w:t>
       </w:r>
       <w:r>
-        <w:rPr>
-          <w:rStyle w:val="VerbatimChar"/>
-        </w:rPr>
         <w:t>USBObserver</w:t>
       </w:r>
       <w:r>
